--- a/public/files/application-form/2026_CSBA_참가신청서.docx
+++ b/public/files/application-form/2026_CSBA_참가신청서.docx
@@ -14,7 +14,7 @@
           <w:noProof/>
         </w:rPr>
         <w:drawing>
-          <wp:anchor distT="0" distB="0" distL="114300" distR="114300" simplePos="0" relativeHeight="251668480" behindDoc="1" locked="0" layoutInCell="1" hidden="0" allowOverlap="1" wp14:anchorId="1A3E8754" wp14:editId="601EBD0E">
+          <wp:anchor distT="0" distB="0" distL="114300" distR="114300" simplePos="0" relativeHeight="251668480" behindDoc="1" locked="0" layoutInCell="1" hidden="0" allowOverlap="1" wp14:anchorId="1A3E8754" wp14:editId="4E8A737E">
             <wp:simplePos x="0" y="0"/>
             <wp:positionH relativeFrom="column">
               <wp:posOffset>-930303</wp:posOffset>
@@ -390,15 +390,15 @@
         </w:rPr>
         <w:lastRenderedPageBreak/>
         <w:drawing>
-          <wp:anchor distT="0" distB="0" distL="114300" distR="114300" simplePos="0" relativeHeight="251652096" behindDoc="1" locked="0" layoutInCell="1" hidden="0" allowOverlap="1" wp14:anchorId="1A3E8762" wp14:editId="2498A5AA">
+          <wp:anchor distT="0" distB="0" distL="114300" distR="114300" simplePos="0" relativeHeight="251652096" behindDoc="1" locked="0" layoutInCell="1" hidden="0" allowOverlap="1" wp14:anchorId="1A3E8762" wp14:editId="4D7CF9DD">
             <wp:simplePos x="0" y="0"/>
             <wp:positionH relativeFrom="column">
               <wp:posOffset>-914400</wp:posOffset>
             </wp:positionH>
             <wp:positionV relativeFrom="paragraph">
-              <wp:posOffset>-1080135</wp:posOffset>
+              <wp:posOffset>-1080134</wp:posOffset>
             </wp:positionV>
-            <wp:extent cx="7557700" cy="10700381"/>
+            <wp:extent cx="7557700" cy="10700379"/>
             <wp:effectExtent l="0" t="0" r="0" b="0"/>
             <wp:wrapNone/>
             <wp:docPr id="1032" name="shape1032"/>
@@ -425,7 +425,7 @@
                   <pic:spPr>
                     <a:xfrm>
                       <a:off x="0" y="0"/>
-                      <a:ext cx="7557700" cy="10700381"/>
+                      <a:ext cx="7557700" cy="10700379"/>
                     </a:xfrm>
                     <a:prstGeom prst="rect">
                       <a:avLst/>

--- a/public/files/application-form/2026_CSBA_참가신청서.docx
+++ b/public/files/application-form/2026_CSBA_참가신청서.docx
@@ -14,7 +14,7 @@
           <w:noProof/>
         </w:rPr>
         <w:drawing>
-          <wp:anchor distT="0" distB="0" distL="114300" distR="114300" simplePos="0" relativeHeight="251668480" behindDoc="1" locked="0" layoutInCell="1" hidden="0" allowOverlap="1" wp14:anchorId="1A3E8754" wp14:editId="4E8A737E">
+          <wp:anchor distT="0" distB="0" distL="114300" distR="114300" simplePos="0" relativeHeight="251668480" behindDoc="1" locked="0" layoutInCell="1" hidden="0" allowOverlap="1" wp14:anchorId="1A3E8754" wp14:editId="163438D8">
             <wp:simplePos x="0" y="0"/>
             <wp:positionH relativeFrom="column">
               <wp:posOffset>-930303</wp:posOffset>
@@ -390,15 +390,15 @@
         </w:rPr>
         <w:lastRenderedPageBreak/>
         <w:drawing>
-          <wp:anchor distT="0" distB="0" distL="114300" distR="114300" simplePos="0" relativeHeight="251652096" behindDoc="1" locked="0" layoutInCell="1" hidden="0" allowOverlap="1" wp14:anchorId="1A3E8762" wp14:editId="4D7CF9DD">
+          <wp:anchor distT="0" distB="0" distL="114300" distR="114300" simplePos="0" relativeHeight="251652096" behindDoc="1" locked="0" layoutInCell="1" hidden="0" allowOverlap="1" wp14:anchorId="1A3E8762" wp14:editId="0AF28DBD">
             <wp:simplePos x="0" y="0"/>
             <wp:positionH relativeFrom="column">
               <wp:posOffset>-914400</wp:posOffset>
             </wp:positionH>
             <wp:positionV relativeFrom="paragraph">
-              <wp:posOffset>-1080134</wp:posOffset>
+              <wp:posOffset>-1080135</wp:posOffset>
             </wp:positionV>
-            <wp:extent cx="7557700" cy="10700379"/>
+            <wp:extent cx="7557699" cy="10700379"/>
             <wp:effectExtent l="0" t="0" r="0" b="0"/>
             <wp:wrapNone/>
             <wp:docPr id="1032" name="shape1032"/>
@@ -425,7 +425,7 @@
                   <pic:spPr>
                     <a:xfrm>
                       <a:off x="0" y="0"/>
-                      <a:ext cx="7557700" cy="10700379"/>
+                      <a:ext cx="7557699" cy="10700379"/>
                     </a:xfrm>
                     <a:prstGeom prst="rect">
                       <a:avLst/>
